--- a/test-tension-output.docx
+++ b/test-tension-output.docx
@@ -8946,7 +8946,7 @@
               <w:pStyle w:val="aa"/>
               <w:numPr>
                 <w:ilvl w:val="1"/>
-                <w:numId w:val="2"/>
+                <w:numId w:val="35"/>
               </w:numPr>
               <w:rPr>
                 <w:i/>
@@ -16268,7 +16268,7 @@
               <w:pStyle w:val="aa"/>
               <w:numPr>
                 <w:ilvl w:val="1"/>
-                <w:numId w:val="2"/>
+                <w:numId w:val="36"/>
               </w:numPr>
               <w:rPr>
                 <w:i/>
@@ -25669,6 +25669,66 @@
   </w:num>
   <w:num w:numId="34">
     <w:abstractNumId w:val="27"/>
+  </w:num>
+  <w:num w:numId="35">
+    <w:abstractNumId w:val="5"/>
+    <w:lvlOverride w:ilvl="0">
+      <w:startOverride w:val="1"/>
+    </w:lvlOverride>
+    <w:lvlOverride w:ilvl="1">
+      <w:startOverride w:val="1"/>
+    </w:lvlOverride>
+    <w:lvlOverride w:ilvl="2">
+      <w:startOverride w:val="1"/>
+    </w:lvlOverride>
+    <w:lvlOverride w:ilvl="3">
+      <w:startOverride w:val="1"/>
+    </w:lvlOverride>
+    <w:lvlOverride w:ilvl="4">
+      <w:startOverride w:val="1"/>
+    </w:lvlOverride>
+    <w:lvlOverride w:ilvl="5">
+      <w:startOverride w:val="1"/>
+    </w:lvlOverride>
+    <w:lvlOverride w:ilvl="6">
+      <w:startOverride w:val="1"/>
+    </w:lvlOverride>
+    <w:lvlOverride w:ilvl="7">
+      <w:startOverride w:val="1"/>
+    </w:lvlOverride>
+    <w:lvlOverride w:ilvl="8">
+      <w:startOverride w:val="1"/>
+    </w:lvlOverride>
+  </w:num>
+  <w:num w:numId="36">
+    <w:abstractNumId w:val="5"/>
+    <w:lvlOverride w:ilvl="0">
+      <w:startOverride w:val="1"/>
+    </w:lvlOverride>
+    <w:lvlOverride w:ilvl="1">
+      <w:startOverride w:val="1"/>
+    </w:lvlOverride>
+    <w:lvlOverride w:ilvl="2">
+      <w:startOverride w:val="1"/>
+    </w:lvlOverride>
+    <w:lvlOverride w:ilvl="3">
+      <w:startOverride w:val="1"/>
+    </w:lvlOverride>
+    <w:lvlOverride w:ilvl="4">
+      <w:startOverride w:val="1"/>
+    </w:lvlOverride>
+    <w:lvlOverride w:ilvl="5">
+      <w:startOverride w:val="1"/>
+    </w:lvlOverride>
+    <w:lvlOverride w:ilvl="6">
+      <w:startOverride w:val="1"/>
+    </w:lvlOverride>
+    <w:lvlOverride w:ilvl="7">
+      <w:startOverride w:val="1"/>
+    </w:lvlOverride>
+    <w:lvlOverride w:ilvl="8">
+      <w:startOverride w:val="1"/>
+    </w:lvlOverride>
   </w:num>
   <w:numIdMacAtCleanup w:val="34"/>
 </w:numbering>
